--- a/la-marque/대본/7부/04화_La_salle_blanche.docx
+++ b/la-marque/대본/7부/04화_La_salle_blanche.docx
@@ -1181,7 +1181,7 @@
         <w:pStyle w:val="BodyText"/>
       </w:pPr>
       <w:r>
-        <w:t xml:space="preserve">YANNICK: Le coin de la hotte, c’est le pire endroit. Morel voudra le voir.</w:t>
+        <w:t xml:space="preserve">YANNICK: Le coin de la hotte, c’est le pire endroit. Ravel voudra le voir.</w:t>
       </w:r>
     </w:p>
     <w:p>
@@ -3838,7 +3838,7 @@
         <w:pStyle w:val="BodyText"/>
       </w:pPr>
       <w:r>
-        <w:t xml:space="preserve">야니크: 후드 모서리가 가장 나쁜 곳이에요. 모렐 씨가 보고 싶어 할 거예요.</w:t>
+        <w:t xml:space="preserve">야니크: 후드 모서리가 가장 나쁜 곳이에요. 라벨 씨가 보고 싶어 할 거예요.</w:t>
       </w:r>
     </w:p>
     <w:p>

--- a/la-marque/대본/7부/04화_La_salle_blanche.docx
+++ b/la-marque/대본/7부/04화_La_salle_blanche.docx
@@ -35,7 +35,7 @@
         <w:t xml:space="preserve"> </w:t>
       </w:r>
       <w:r>
-        <w:t xml:space="preserve">- 부/화: 7부 4화 · 서사 기능: Année 8 7월, 오송에서 돌아온 카림·엘로디·야니크 + 지훈. 엔지니어링 사무소(안시, 수임료 40만) 위고 랑베르의 도면 버전 4(87쪽, 등급 구역 800 m² 전부 ISO 7). 백 이사가 손으로 그린 한 장 — 흐름 화살표(사람 파랑·자재 검정·폐기물 빨강) «Une salle blanche, ce ne sont pas des murs. Ce sont des flèches qui ne se croisent jamais.» — 빨간 X 세 개(자재 에어록·BDDE 폐기물·충전실 복도). ① 최종 멸균이라 ISO 7 충전 가능(랑베르) vs 백 이사 «La stérilisation tue les microbes. Elle ne tue pas les particules.»(4년 전 오송 섬유 로트 불합격 → 층류) → 불량률 2% vs 0.3%(백 이사 노트 212쪽) = 연 2만 개 × 원가 8유로 = 16만/년 → ISO 5 RABS(60만, 아이솔레이터 120만 대신). ② 일방향 흐름(marche en avant,</w:t>
+        <w:t xml:space="preserve">- 부/화: 7부 4화 · 서사 기능: Année 8 7월, 오송에서 돌아온 카림·엘로디·야니크 + 지훈. 엔지니어링 사무소(안시, 수임료 40만) 토마 부르자의 도면 버전 4(87쪽, 등급 구역 800 m² 전부 ISO 7). 백 이사가 손으로 그린 한 장 — 흐름 화살표(사람 파랑·자재 검정·폐기물 빨강) «Une salle blanche, ce ne sont pas des murs. Ce sont des flèches qui ne se croisent jamais.» — 빨간 X 세 개(자재 에어록·BDDE 폐기물·충전실 복도). ① 최종 멸균이라 ISO 7 충전 가능(부르자) vs 백 이사 «La stérilisation tue les microbes. Elle ne tue pas les particules.»(4년 전 오송 섬유 로트 불합격 → 층류) → 불량률 2% vs 0.3%(백 이사 노트 212쪽) = 연 2만 개 × 원가 8유로 = 16만/년 → ISO 5 RABS(60만, 아이솔레이터 120만 대신). ② 일방향 흐름(marche en avant,</w:t>
       </w:r>
       <w:r>
         <w:t xml:space="preserve"> </w:t>
@@ -50,7 +50,7 @@
         <w:t xml:space="preserve">”</w:t>
       </w:r>
       <w:r>
-        <w:t xml:space="preserve">) → 폐기물 전용 패스박스(1만 2천). ③ 화장실 가는 유일한 길 → 별도 퇴실 탈의실(3만) — 랑베르 «Personne ne pense jamais aux toilettes.» ④ 차압 딜레마(제품 vs 사람, 가교실 BDDE) → 싱크 에어록(sas puits, 4만) + 연기 시험(백 이사의 시험용 담배 한 갑). ⑤ 클레망스의 갤러리(감시위원회·투자자·견습생). 총 83만 vs 예비비 32만 → 용액 조제 ISO 8(100 m², -20만), 두 번째 라인 외피만(40만 미룸), 갤러리 대신 기존 기술 복도 창문(6만) + 후드 모서리 카메라(3천). 백 이사 전화: 창문 =</w:t>
+        <w:t xml:space="preserve">) → 폐기물 전용 패스박스(1만 2천). ③ 화장실 가는 유일한 길 → 별도 퇴실 탈의실(3만) — 부르자 «Personne ne pense jamais aux toilettes.» ④ 차압 딜레마(제품 vs 사람, 가교실 BDDE) → 싱크 에어록(sas puits, 4만) + 연기 시험(백 이사의 시험용 담배 한 갑). ⑤ 클레망스의 갤러리(감시위원회·투자자·견습생). 총 83만 vs 예비비 32만 → 용액 조제 ISO 8(100 m², -20만), 두 번째 라인 외피만(40만 미룸), 갤러리 대신 기존 기술 복도 창문(6만) + 후드 모서리 카메라(3천). 백 이사 전화: 창문 =</w:t>
       </w:r>
       <w:r>
         <w:t xml:space="preserve"> </w:t>
@@ -77,7 +77,7 @@
         <w:t xml:space="preserve"> </w:t>
       </w:r>
       <w:r>
-        <w:t xml:space="preserve">- 등장인물: Clémence, Bastien, Jihoon, Yannick, Élodie Brunet, Karim Saïdi, Hugo Lambert(엔지니어링 사무소 프로젝트 책임자 — 신규). 백 이사(서울, 지훈 통해)</w:t>
+        <w:t xml:space="preserve">- 등장인물: Clémence, Bastien, Jihoon, Yannick, Élodie Brunet, Karim Saïdi, Thomas Bourgeat(엔지니어링 사무소 프로젝트 책임자 — 신규). 백 이사(서울, 지훈 통해)</w:t>
       </w:r>
       <w:r>
         <w:t xml:space="preserve"> </w:t>
@@ -101,7 +101,7 @@
         <w:t xml:space="preserve"> </w:t>
       </w:r>
       <w:r>
-        <w:t xml:space="preserve">- vous/tu: 오송 3인(엘로디·카림·야니크) 서로 tu, 클레망스–바스티앵 tu, 지훈 vous, 랑베르 vous.</w:t>
+        <w:t xml:space="preserve">- vous/tu: 오송 3인(엘로디·카림·야니크) 서로 tu, 클레망스–바스티앵 tu, 지훈 vous, 부르자 vous.</w:t>
       </w:r>
       <w:r>
         <w:t xml:space="preserve"> </w:t>
@@ -233,7 +233,7 @@
           <w:bCs/>
           <w:b/>
         </w:rPr>
-        <w:t xml:space="preserve">/ 페랭 부인 / 싱크 에어록 / 장갑 두 겹·마스크 / 연기 시험·담배 /</w:t>
+        <w:t xml:space="preserve">/ 뮈니에 부인 / 싱크 에어록 / 장갑 두 겹·마스크 / 연기 시험·담배 /</w:t>
       </w:r>
       <w:r>
         <w:rPr>
@@ -513,7 +513,7 @@
         <w:pStyle w:val="FirstParagraph"/>
       </w:pPr>
       <w:r>
-        <w:t xml:space="preserve">LAMBERT: Hugo Lambert, chef de projet. Je vous présente la version quatre. Huit cents mètres carrés classés. Tout en ISO 7.</w:t>
+        <w:t xml:space="preserve">BOURGEAT: Thomas Bourgeat, chef de projet. Je vous présente la version quatre. Huit cents mètres carrés classés. Tout en ISO 7.</w:t>
       </w:r>
     </w:p>
     <w:p>
@@ -529,7 +529,7 @@
         <w:pStyle w:val="BodyText"/>
       </w:pPr>
       <w:r>
-        <w:t xml:space="preserve">LAMBERT: Même le remplissage. Votre produit est stérilisé à la fin, à la chaleur humide, dans la seringue. C’est une stérilisation terminale. Les lignes directrices permettent un remplissage en ISO 7, avec une bonne maîtrise de la charge microbienne. Un poste ISO 5 coûte six cent mille euros de plus. Je vous fais économiser six cent mille euros.</w:t>
+        <w:t xml:space="preserve">BOURGEAT: Même le remplissage. Votre produit est stérilisé à la fin, à la chaleur humide, dans la seringue. C’est une stérilisation terminale. Les lignes directrices permettent un remplissage en ISO 7, avec une bonne maîtrise de la charge microbienne. Un poste ISO 5 coûte six cent mille euros de plus. Je vous fais économiser six cent mille euros.</w:t>
       </w:r>
     </w:p>
     <w:p>
@@ -553,7 +553,7 @@
         <w:pStyle w:val="BodyText"/>
       </w:pPr>
       <w:r>
-        <w:t xml:space="preserve">LAMBERT: Votre M. Baek a lu le plan ? En coréen ?</w:t>
+        <w:t xml:space="preserve">BOURGEAT: Votre M. Baek a lu le plan ? En coréen ?</w:t>
       </w:r>
     </w:p>
     <w:p>
@@ -569,7 +569,7 @@
         <w:pStyle w:val="BodyText"/>
       </w:pPr>
       <w:r>
-        <w:t xml:space="preserve">LAMBERT: Les particules ?</w:t>
+        <w:t xml:space="preserve">BOURGEAT: Les particules ?</w:t>
       </w:r>
     </w:p>
     <w:p>
@@ -593,7 +593,7 @@
         <w:pStyle w:val="BodyText"/>
       </w:pPr>
       <w:r>
-        <w:t xml:space="preserve">LAMBERT: Combien de plus ?</w:t>
+        <w:t xml:space="preserve">BOURGEAT: Combien de plus ?</w:t>
       </w:r>
     </w:p>
     <w:p>
@@ -633,7 +633,7 @@
         <w:pStyle w:val="BodyText"/>
       </w:pPr>
       <w:r>
-        <w:t xml:space="preserve">LAMBERT: Donc l’ISO 5 se rembourse en quatre ans. Je n’avais pas cette donnée.</w:t>
+        <w:t xml:space="preserve">BOURGEAT: Donc l’ISO 5 se rembourse en quatre ans. Je n’avais pas cette donnée.</w:t>
       </w:r>
     </w:p>
     <w:p>
@@ -649,7 +649,7 @@
         <w:pStyle w:val="BodyText"/>
       </w:pPr>
       <w:r>
-        <w:t xml:space="preserve">LAMBERT: Alors on passe le remplissage sous ISO 5. Isolateur ou RABS ?</w:t>
+        <w:t xml:space="preserve">BOURGEAT: Alors on passe le remplissage sous ISO 5. Isolateur ou RABS ?</w:t>
       </w:r>
     </w:p>
     <w:p>
@@ -673,7 +673,7 @@
         <w:pStyle w:val="BodyText"/>
       </w:pPr>
       <w:r>
-        <w:t xml:space="preserve">LAMBERT: RABS, alors. Six cent mille, au lieu d’un million deux pour l’isolateur.</w:t>
+        <w:t xml:space="preserve">BOURGEAT: RABS, alors. Six cent mille, au lieu d’un million deux pour l’isolateur.</w:t>
       </w:r>
     </w:p>
     <w:p>
@@ -697,15 +697,15 @@
         <w:pStyle w:val="BodyText"/>
       </w:pPr>
       <w:r>
-        <w:t xml:space="preserve">CLEMENCE: On trouvera. Hugo, la deuxième croix ?</w:t>
-      </w:r>
-    </w:p>
-    <w:p>
-      <w:pPr>
-        <w:pStyle w:val="BodyText"/>
-      </w:pPr>
-      <w:r>
-        <w:t xml:space="preserve">LAMBERT: Quelle deuxième croix ?</w:t>
+        <w:t xml:space="preserve">CLEMENCE: On trouvera. Thomas, la deuxième croix ?</w:t>
+      </w:r>
+    </w:p>
+    <w:p>
+      <w:pPr>
+        <w:pStyle w:val="BodyText"/>
+      </w:pPr>
+      <w:r>
+        <w:t xml:space="preserve">BOURGEAT: Quelle deuxième croix ?</w:t>
       </w:r>
     </w:p>
     <w:p>
@@ -721,7 +721,7 @@
         <w:pStyle w:val="BodyText"/>
       </w:pPr>
       <w:r>
-        <w:t xml:space="preserve">LAMBERT: Le même sas, oui. À des heures différentes. C’est courant.</w:t>
+        <w:t xml:space="preserve">BOURGEAT: Le même sas, oui. À des heures différentes. C’est courant.</w:t>
       </w:r>
     </w:p>
     <w:p>
@@ -737,7 +737,7 @@
         <w:pStyle w:val="BodyText"/>
       </w:pPr>
       <w:r>
-        <w:t xml:space="preserve">LAMBERT: Un deuxième sas, c’est quarante mètres carrés de plus.</w:t>
+        <w:t xml:space="preserve">BOURGEAT: Un deuxième sas, c’est quarante mètres carrés de plus.</w:t>
       </w:r>
     </w:p>
     <w:p>
@@ -753,7 +753,7 @@
         <w:pStyle w:val="BodyText"/>
       </w:pPr>
       <w:r>
-        <w:t xml:space="preserve">LAMBERT: Un passe-plat. D’accord. Ça, je peux le dessiner cette semaine.</w:t>
+        <w:t xml:space="preserve">BOURGEAT: Un passe-plat. D’accord. Ça, je peux le dessiner cette semaine.</w:t>
       </w:r>
     </w:p>
     <w:p>
@@ -769,7 +769,7 @@
         <w:pStyle w:val="BodyText"/>
       </w:pPr>
       <w:r>
-        <w:t xml:space="preserve">LAMBERT: Ce couloir-là, je ne vois pas le problème.</w:t>
+        <w:t xml:space="preserve">BOURGEAT: Ce couloir-là, je ne vois pas le problème.</w:t>
       </w:r>
     </w:p>
     <w:p>
@@ -785,7 +785,7 @@
         <w:pStyle w:val="BodyText"/>
       </w:pPr>
       <w:r>
-        <w:t xml:space="preserve">LAMBERT: Il a raison. Je n’ai pas pensé aux toilettes. Personne ne pense jamais aux toilettes.</w:t>
+        <w:t xml:space="preserve">BOURGEAT: Il a raison. Je n’ai pas pensé aux toilettes. Personne ne pense jamais aux toilettes.</w:t>
       </w:r>
     </w:p>
     <w:bookmarkEnd w:id="22"/>
@@ -811,7 +811,7 @@
         <w:pStyle w:val="BodyText"/>
       </w:pPr>
       <w:r>
-        <w:t xml:space="preserve">LAMBERT: La cascade est classique. Quinze pascals entre chaque classe. L’air va toujours du plus propre vers le moins propre.</w:t>
+        <w:t xml:space="preserve">BOURGEAT: La cascade est classique. Quinze pascals entre chaque classe. L’air va toujours du plus propre vers le moins propre.</w:t>
       </w:r>
     </w:p>
     <w:p>
@@ -827,7 +827,7 @@
         <w:pStyle w:val="BodyText"/>
       </w:pPr>
       <w:r>
-        <w:t xml:space="preserve">LAMBERT: Elle est en ISO 7, en surpression. Comme les autres.</w:t>
+        <w:t xml:space="preserve">BOURGEAT: Elle est en ISO 7, en surpression. Comme les autres.</w:t>
       </w:r>
     </w:p>
     <w:p>
@@ -843,7 +843,7 @@
         <w:pStyle w:val="BodyText"/>
       </w:pPr>
       <w:r>
-        <w:t xml:space="preserve">LAMBERT: C’est le dilemme classique. Le produit veut que l’air sorte, pour que la poussière n’entre pas. L’opérateur veut que l’air entre, pour que le produit chimique ne sorte pas. On ne peut pas avoir les deux dans une seule pièce. Il faut choisir : protéger le produit ou protéger les personnes.</w:t>
+        <w:t xml:space="preserve">BOURGEAT: C’est le dilemme classique. Le produit veut que l’air sorte, pour que la poussière n’entre pas. L’opérateur veut que l’air entre, pour que le produit chimique ne sorte pas. On ne peut pas avoir les deux dans une seule pièce. Il faut choisir : protéger le produit ou protéger les personnes.</w:t>
       </w:r>
     </w:p>
     <w:p>
@@ -859,15 +859,15 @@
         <w:pStyle w:val="BodyText"/>
       </w:pPr>
       <w:r>
-        <w:t xml:space="preserve">LAMBERT: Ce n’est pas un choix technique, madame Arnaud.</w:t>
-      </w:r>
-    </w:p>
-    <w:p>
-      <w:pPr>
-        <w:pStyle w:val="BodyText"/>
-      </w:pPr>
-      <w:r>
-        <w:t xml:space="preserve">CLEMENCE: Alors trouvez-en un. Je ne vais pas expliquer à Mme Perrin qu’on a choisi le gel plutôt que les gens.</w:t>
+        <w:t xml:space="preserve">BOURGEAT: Ce n’est pas un choix technique, madame Arnaud.</w:t>
+      </w:r>
+    </w:p>
+    <w:p>
+      <w:pPr>
+        <w:pStyle w:val="BodyText"/>
+      </w:pPr>
+      <w:r>
+        <w:t xml:space="preserve">CLEMENCE: Alors trouvez-en un. Je ne vais pas expliquer à Mme Mugnier qu’on a choisi le gel plutôt que les gens.</w:t>
       </w:r>
     </w:p>
     <w:p>
@@ -883,7 +883,7 @@
         <w:pStyle w:val="BodyText"/>
       </w:pPr>
       <w:r>
-        <w:t xml:space="preserve">LAMBERT: Un sas puits. Bien sûr.</w:t>
+        <w:t xml:space="preserve">BOURGEAT: Un sas puits. Bien sûr.</w:t>
       </w:r>
     </w:p>
     <w:p>
@@ -899,7 +899,7 @@
         <w:pStyle w:val="BodyText"/>
       </w:pPr>
       <w:r>
-        <w:t xml:space="preserve">LAMBERT: Comme pour l’eau, oui. Le sas est en dépression par rapport aux deux pièces voisines. L’air du couloir propre y entre. L’air de la salle de réticulation y entre aussi. Et tout est aspiré et filtré vers l’extérieur. Rien ne passe d’un côté à l’autre. Le produit est protégé, l’opérateur aussi. Il faut un extracteur et un filtre de plus.</w:t>
+        <w:t xml:space="preserve">BOURGEAT: Comme pour l’eau, oui. Le sas est en dépression par rapport aux deux pièces voisines. L’air du couloir propre y entre. L’air de la salle de réticulation y entre aussi. Et tout est aspiré et filtré vers l’extérieur. Rien ne passe d’un côté à l’autre. Le produit est protégé, l’opérateur aussi. Il faut un extracteur et un filtre de plus.</w:t>
       </w:r>
     </w:p>
     <w:p>
@@ -915,7 +915,7 @@
         <w:pStyle w:val="BodyText"/>
       </w:pPr>
       <w:r>
-        <w:t xml:space="preserve">LAMBERT: Elle reste en légère surpression par rapport au sas, mais confinée. Et le BDDE est manipulé sous hotte.</w:t>
+        <w:t xml:space="preserve">BOURGEAT: Elle reste en légère surpression par rapport au sas, mais confinée. Et le BDDE est manipulé sous hotte.</w:t>
       </w:r>
     </w:p>
     <w:p>
@@ -939,7 +939,7 @@
         <w:pStyle w:val="BodyText"/>
       </w:pPr>
       <w:r>
-        <w:t xml:space="preserve">LAMBERT: Quarante mille. Et des essais de fumée à la qualification.</w:t>
+        <w:t xml:space="preserve">BOURGEAT: Quarante mille. Et des essais de fumée à la qualification.</w:t>
       </w:r>
     </w:p>
     <w:p>
@@ -971,7 +971,7 @@
         <w:pStyle w:val="BodyText"/>
       </w:pPr>
       <w:r>
-        <w:t xml:space="preserve">LAMBERT: Vous avez un fournisseur très original.</w:t>
+        <w:t xml:space="preserve">BOURGEAT: Vous avez un fournisseur très original.</w:t>
       </w:r>
     </w:p>
     <w:p>
@@ -995,7 +995,7 @@
         <w:pStyle w:val="BodyText"/>
       </w:pPr>
       <w:r>
-        <w:t xml:space="preserve">LAMBERT: Un vestiaire de sortie séparé. Trente mille. Et dix jours de plans.</w:t>
+        <w:t xml:space="preserve">BOURGEAT: Un vestiaire de sortie séparé. Trente mille. Et dix jours de plans.</w:t>
       </w:r>
     </w:p>
     <w:p>
@@ -1019,7 +1019,7 @@
         <w:pStyle w:val="BodyText"/>
       </w:pPr>
       <w:r>
-        <w:t xml:space="preserve">LAMBERT: Quelle galerie ?</w:t>
+        <w:t xml:space="preserve">BOURGEAT: Quelle galerie ?</w:t>
       </w:r>
     </w:p>
     <w:p>
@@ -1035,7 +1035,7 @@
         <w:pStyle w:val="BodyText"/>
       </w:pPr>
       <w:r>
-        <w:t xml:space="preserve">LAMBERT: Une galerie vitrée. Les usines pharmaceutiques en ont pour les inspecteurs. Jamais pour les voisins.</w:t>
+        <w:t xml:space="preserve">BOURGEAT: Une galerie vitrée. Les usines pharmaceutiques en ont pour les inspecteurs. Jamais pour les voisins.</w:t>
       </w:r>
     </w:p>
     <w:bookmarkEnd w:id="23"/>
@@ -1061,15 +1061,15 @@
         <w:pStyle w:val="BodyText"/>
       </w:pPr>
       <w:r>
-        <w:t xml:space="preserve">CLEMENCE: Hugo, où peut-on économiser sans croiser de flèches ?</w:t>
-      </w:r>
-    </w:p>
-    <w:p>
-      <w:pPr>
-        <w:pStyle w:val="BodyText"/>
-      </w:pPr>
-      <w:r>
-        <w:t xml:space="preserve">LAMBERT: Moins de mètres carrés classés. Chaque mètre carré en ISO 7 coûte environ trois mille euros.</w:t>
+        <w:t xml:space="preserve">CLEMENCE: Thomas, où peut-on économiser sans croiser de flèches ?</w:t>
+      </w:r>
+    </w:p>
+    <w:p>
+      <w:pPr>
+        <w:pStyle w:val="BodyText"/>
+      </w:pPr>
+      <w:r>
+        <w:t xml:space="preserve">BOURGEAT: Moins de mètres carrés classés. Chaque mètre carré en ISO 7 coûte environ trois mille euros.</w:t>
       </w:r>
     </w:p>
     <w:p>
@@ -1093,7 +1093,7 @@
         <w:pStyle w:val="BodyText"/>
       </w:pPr>
       <w:r>
-        <w:t xml:space="preserve">LAMBERT: Cent mètres carrés passent en ISO 8. Je vous fais gagner environ deux cent mille.</w:t>
+        <w:t xml:space="preserve">BOURGEAT: Cent mètres carrés passent en ISO 8. Je vous fais gagner environ deux cent mille.</w:t>
       </w:r>
     </w:p>
     <w:p>
@@ -1117,7 +1117,7 @@
         <w:pStyle w:val="BodyText"/>
       </w:pPr>
       <w:r>
-        <w:t xml:space="preserve">LAMBERT: On peut construire l’enveloppe sans l’équiper. Les cloisons, les filtres, la qualification, plus tard.</w:t>
+        <w:t xml:space="preserve">BOURGEAT: On peut construire l’enveloppe sans l’équiper. Les cloisons, les filtres, la qualification, plus tard.</w:t>
       </w:r>
     </w:p>
     <w:p>
@@ -1133,7 +1133,7 @@
         <w:pStyle w:val="BodyText"/>
       </w:pPr>
       <w:r>
-        <w:t xml:space="preserve">LAMBERT: Quatre cent mille de décalés. Pas économisés. Décalés.</w:t>
+        <w:t xml:space="preserve">BOURGEAT: Quatre cent mille de décalés. Pas économisés. Décalés.</w:t>
       </w:r>
     </w:p>
     <w:p>
@@ -1157,7 +1157,7 @@
         <w:pStyle w:val="BodyText"/>
       </w:pPr>
       <w:r>
-        <w:t xml:space="preserve">LAMBERT: Une vraie galerie, cent cinquante mille. Des fenêtres dans le couloir technique existant, soixante mille. On voit presque autant.</w:t>
+        <w:t xml:space="preserve">BOURGEAT: Une vraie galerie, cent cinquante mille. Des fenêtres dans le couloir technique existant, soixante mille. On voit presque autant.</w:t>
       </w:r>
     </w:p>
     <w:p>
@@ -1173,7 +1173,7 @@
         <w:pStyle w:val="BodyText"/>
       </w:pPr>
       <w:r>
-        <w:t xml:space="preserve">LAMBERT: On ne voit pas le fond de la salle de réticulation. Le coin de la hotte.</w:t>
+        <w:t xml:space="preserve">BOURGEAT: On ne voit pas le fond de la salle de réticulation. Le coin de la hotte.</w:t>
       </w:r>
     </w:p>
     <w:p>
@@ -1189,7 +1189,7 @@
         <w:pStyle w:val="BodyText"/>
       </w:pPr>
       <w:r>
-        <w:t xml:space="preserve">LAMBERT: Alors je mets une caméra dans le coin, avec un écran dans le couloir. Trois mille euros.</w:t>
+        <w:t xml:space="preserve">BOURGEAT: Alors je mets une caméra dans le coin, avec un écran dans le couloir. Trois mille euros.</w:t>
       </w:r>
     </w:p>
     <w:p>
@@ -1221,23 +1221,23 @@
         <w:pStyle w:val="BodyText"/>
       </w:pPr>
       <w:r>
-        <w:t xml:space="preserve">LAMBERT: Pour un enfant ?</w:t>
-      </w:r>
-    </w:p>
-    <w:p>
-      <w:pPr>
-        <w:pStyle w:val="BodyText"/>
-      </w:pPr>
-      <w:r>
-        <w:t xml:space="preserve">JIHOON: Pour les apprentis. Et pour les petits-enfants de Mme Perrin. Il a lu le compte rendu de la réunion publique.</w:t>
-      </w:r>
-    </w:p>
-    <w:p>
-      <w:pPr>
-        <w:pStyle w:val="BodyText"/>
-      </w:pPr>
-      <w:r>
-        <w:t xml:space="preserve">LAMBERT: Des fenêtres à quatre-vingts centimètres du sol. Je n’ai jamais dessiné ça. Je crois que je vais aimer ce projet.</w:t>
+        <w:t xml:space="preserve">BOURGEAT: Pour un enfant ?</w:t>
+      </w:r>
+    </w:p>
+    <w:p>
+      <w:pPr>
+        <w:pStyle w:val="BodyText"/>
+      </w:pPr>
+      <w:r>
+        <w:t xml:space="preserve">JIHOON: Pour les apprentis. Et pour les petits-enfants de Mme Mugnier. Il a lu le compte rendu de la réunion publique.</w:t>
+      </w:r>
+    </w:p>
+    <w:p>
+      <w:pPr>
+        <w:pStyle w:val="BodyText"/>
+      </w:pPr>
+      <w:r>
+        <w:t xml:space="preserve">BOURGEAT: Des fenêtres à quatre-vingts centimètres du sol. Je n’ai jamais dessiné ça. Je crois que je vais aimer ce projet.</w:t>
       </w:r>
     </w:p>
     <w:p>
@@ -1343,7 +1343,7 @@
         <w:pStyle w:val="BodyText"/>
       </w:pPr>
       <w:r>
-        <w:t xml:space="preserve">JIHOON: M. Baek m’a écrit après l’appel. Il dit : « Dites à M. Lambert qu’il a bien fait d’avouer qu’il n’avait pas pensé aux toilettes. Dans ma carrière, la plupart des ingénieurs ne l’ont jamais avoué. Lui l’a avoué avant le béton. Je le respecte. »</w:t>
+        <w:t xml:space="preserve">JIHOON: M. Baek m’a écrit après l’appel. Il dit : « Dites à M. Bourgeat qu’il a bien fait d’avouer qu’il n’avait pas pensé aux toilettes. Dans ma carrière, la plupart des ingénieurs ne l’ont jamais avoué. Lui l’a avoué avant le béton. Je le respecte. »</w:t>
       </w:r>
     </w:p>
     <w:p>
@@ -2234,7 +2234,7 @@
           <w:bCs/>
           <w:b/>
         </w:rPr>
-        <w:t xml:space="preserve">LAMBERT (장면2):</w:t>
+        <w:t xml:space="preserve">BOURGEAT (장면2):</w:t>
       </w:r>
       <w:r>
         <w:t xml:space="preserve"> </w:t>
@@ -3170,7 +3170,7 @@
         <w:pStyle w:val="FirstParagraph"/>
       </w:pPr>
       <w:r>
-        <w:t xml:space="preserve">랑베르: 프로젝트 책임자 위고 랑베르입니다. 버전 4를 소개하겠습니다. 등급 구역 800제곱미터. 전부 ISO 7.</w:t>
+        <w:t xml:space="preserve">부르자: 프로젝트 책임자 토마 부르자입니다. 버전 4를 소개하겠습니다. 등급 구역 800제곱미터. 전부 ISO 7.</w:t>
       </w:r>
     </w:p>
     <w:p>
@@ -3186,7 +3186,7 @@
         <w:pStyle w:val="BodyText"/>
       </w:pPr>
       <w:r>
-        <w:t xml:space="preserve">랑베르: 충전까지요. 제품은 마지막에 주사기 안에서 습열로 멸균되죠. 최종 멸균이에요. 가이드라인상 미생물 부하만 잘 관리하면 ISO 7 충전이 허용돼요. ISO 5 구역은 60만 유로가 더 들어요. 60만 유로를 아껴 드리는 겁니다.</w:t>
+        <w:t xml:space="preserve">부르자: 충전까지요. 제품은 마지막에 주사기 안에서 습열로 멸균되죠. 최종 멸균이에요. 가이드라인상 미생물 부하만 잘 관리하면 ISO 7 충전이 허용돼요. ISO 5 구역은 60만 유로가 더 들어요. 60만 유로를 아껴 드리는 겁니다.</w:t>
       </w:r>
     </w:p>
     <w:p>
@@ -3210,7 +3210,7 @@
         <w:pStyle w:val="BodyText"/>
       </w:pPr>
       <w:r>
-        <w:t xml:space="preserve">랑베르: 백 씨가 도면을 읽었다고요? 한국어로?</w:t>
+        <w:t xml:space="preserve">부르자: 백 씨가 도면을 읽었다고요? 한국어로?</w:t>
       </w:r>
     </w:p>
     <w:p>
@@ -3226,7 +3226,7 @@
         <w:pStyle w:val="BodyText"/>
       </w:pPr>
       <w:r>
-        <w:t xml:space="preserve">랑베르: 입자요?</w:t>
+        <w:t xml:space="preserve">부르자: 입자요?</w:t>
       </w:r>
     </w:p>
     <w:p>
@@ -3250,7 +3250,7 @@
         <w:pStyle w:val="BodyText"/>
       </w:pPr>
       <w:r>
-        <w:t xml:space="preserve">랑베르: 얼마나 더요?</w:t>
+        <w:t xml:space="preserve">부르자: 얼마나 더요?</w:t>
       </w:r>
     </w:p>
     <w:p>
@@ -3290,7 +3290,7 @@
         <w:pStyle w:val="BodyText"/>
       </w:pPr>
       <w:r>
-        <w:t xml:space="preserve">랑베르: 그럼 ISO 5는 4년이면 회수되네요. 그 데이터는 없었어요.</w:t>
+        <w:t xml:space="preserve">부르자: 그럼 ISO 5는 4년이면 회수되네요. 그 데이터는 없었어요.</w:t>
       </w:r>
     </w:p>
     <w:p>
@@ -3306,7 +3306,7 @@
         <w:pStyle w:val="BodyText"/>
       </w:pPr>
       <w:r>
-        <w:t xml:space="preserve">랑베르: 그럼 충전을 ISO 5로 올리죠. 아이솔레이터, 아니면 RABS?</w:t>
+        <w:t xml:space="preserve">부르자: 그럼 충전을 ISO 5로 올리죠. 아이솔레이터, 아니면 RABS?</w:t>
       </w:r>
     </w:p>
     <w:p>
@@ -3330,7 +3330,7 @@
         <w:pStyle w:val="BodyText"/>
       </w:pPr>
       <w:r>
-        <w:t xml:space="preserve">랑베르: 그럼 RABS. 60만, 아이솔레이터면 120만이었어요.</w:t>
+        <w:t xml:space="preserve">부르자: 그럼 RABS. 60만, 아이솔레이터면 120만이었어요.</w:t>
       </w:r>
     </w:p>
     <w:p>
@@ -3354,15 +3354,15 @@
         <w:pStyle w:val="BodyText"/>
       </w:pPr>
       <w:r>
-        <w:t xml:space="preserve">클레망스: 찾아보자. 위고, 두 번째 X는요?</w:t>
-      </w:r>
-    </w:p>
-    <w:p>
-      <w:pPr>
-        <w:pStyle w:val="BodyText"/>
-      </w:pPr>
-      <w:r>
-        <w:t xml:space="preserve">랑베르: 두 번째 X요?</w:t>
+        <w:t xml:space="preserve">클레망스: 찾아보자. 토마, 두 번째 X는요?</w:t>
+      </w:r>
+    </w:p>
+    <w:p>
+      <w:pPr>
+        <w:pStyle w:val="BodyText"/>
+      </w:pPr>
+      <w:r>
+        <w:t xml:space="preserve">부르자: 두 번째 X요?</w:t>
       </w:r>
     </w:p>
     <w:p>
@@ -3378,7 +3378,7 @@
         <w:pStyle w:val="BodyText"/>
       </w:pPr>
       <w:r>
-        <w:t xml:space="preserve">랑베르: 같은 에어록이죠. 시간대를 달리해서. 흔한 방식이에요.</w:t>
+        <w:t xml:space="preserve">부르자: 같은 에어록이죠. 시간대를 달리해서. 흔한 방식이에요.</w:t>
       </w:r>
     </w:p>
     <w:p>
@@ -3394,7 +3394,7 @@
         <w:pStyle w:val="BodyText"/>
       </w:pPr>
       <w:r>
-        <w:t xml:space="preserve">랑베르: 두 번째 에어록이면 40제곱미터가 늘어나요.</w:t>
+        <w:t xml:space="preserve">부르자: 두 번째 에어록이면 40제곱미터가 늘어나요.</w:t>
       </w:r>
     </w:p>
     <w:p>
@@ -3410,7 +3410,7 @@
         <w:pStyle w:val="BodyText"/>
       </w:pPr>
       <w:r>
-        <w:t xml:space="preserve">랑베르: 패스박스라. 좋아요. 그건 이번 주에 그릴 수 있어요.</w:t>
+        <w:t xml:space="preserve">부르자: 패스박스라. 좋아요. 그건 이번 주에 그릴 수 있어요.</w:t>
       </w:r>
     </w:p>
     <w:p>
@@ -3426,7 +3426,7 @@
         <w:pStyle w:val="BodyText"/>
       </w:pPr>
       <w:r>
-        <w:t xml:space="preserve">랑베르: 그 복도는 문제가 안 보이는데요.</w:t>
+        <w:t xml:space="preserve">부르자: 그 복도는 문제가 안 보이는데요.</w:t>
       </w:r>
     </w:p>
     <w:p>
@@ -3442,7 +3442,7 @@
         <w:pStyle w:val="BodyText"/>
       </w:pPr>
       <w:r>
-        <w:t xml:space="preserve">랑베르: 맞는 말이에요. 화장실은 생각 못 했어요. 아무도 화장실은 생각 안 하죠.</w:t>
+        <w:t xml:space="preserve">부르자: 맞는 말이에요. 화장실은 생각 못 했어요. 아무도 화장실은 생각 안 하죠.</w:t>
       </w:r>
     </w:p>
     <w:bookmarkEnd w:id="34"/>
@@ -3468,7 +3468,7 @@
         <w:pStyle w:val="BodyText"/>
       </w:pPr>
       <w:r>
-        <w:t xml:space="preserve">랑베르: 차압 단계는 표준이에요. 등급마다 15파스칼. 공기는 늘 깨끗한 곳에서 덜 깨끗한 곳으로.</w:t>
+        <w:t xml:space="preserve">부르자: 차압 단계는 표준이에요. 등급마다 15파스칼. 공기는 늘 깨끗한 곳에서 덜 깨끗한 곳으로.</w:t>
       </w:r>
     </w:p>
     <w:p>
@@ -3484,7 +3484,7 @@
         <w:pStyle w:val="BodyText"/>
       </w:pPr>
       <w:r>
-        <w:t xml:space="preserve">랑베르: 거긴 ISO 7, 양압이에요. 다른 방들처럼.</w:t>
+        <w:t xml:space="preserve">부르자: 거긴 ISO 7, 양압이에요. 다른 방들처럼.</w:t>
       </w:r>
     </w:p>
     <w:p>
@@ -3500,7 +3500,7 @@
         <w:pStyle w:val="BodyText"/>
       </w:pPr>
       <w:r>
-        <w:t xml:space="preserve">랑베르: 고전적인 딜레마예요. 제품은 먼지가 못 들어오게 공기가 나가길 원해요. 작업자는 화학 물질이 못 나오게 공기가 들어오길 원하고요. 한 방에서 둘 다 가질 순 없어요. 골라야 해요. 제품을 지킬지, 사람을 지킬지.</w:t>
+        <w:t xml:space="preserve">부르자: 고전적인 딜레마예요. 제품은 먼지가 못 들어오게 공기가 나가길 원해요. 작업자는 화학 물질이 못 나오게 공기가 들어오길 원하고요. 한 방에서 둘 다 가질 순 없어요. 골라야 해요. 제품을 지킬지, 사람을 지킬지.</w:t>
       </w:r>
     </w:p>
     <w:p>
@@ -3516,15 +3516,15 @@
         <w:pStyle w:val="BodyText"/>
       </w:pPr>
       <w:r>
-        <w:t xml:space="preserve">랑베르: 그건 기술적 선택이 아니에요, 아르노 대표님.</w:t>
-      </w:r>
-    </w:p>
-    <w:p>
-      <w:pPr>
-        <w:pStyle w:val="BodyText"/>
-      </w:pPr>
-      <w:r>
-        <w:t xml:space="preserve">클레망스: 그럼 기술적 선택을 찾아 주세요. 페랭 부인한테 사람보다 젤을 골랐다고 설명할 순 없어요.</w:t>
+        <w:t xml:space="preserve">부르자: 그건 기술적 선택이 아니에요, 아르노 대표님.</w:t>
+      </w:r>
+    </w:p>
+    <w:p>
+      <w:pPr>
+        <w:pStyle w:val="BodyText"/>
+      </w:pPr>
+      <w:r>
+        <w:t xml:space="preserve">클레망스: 그럼 기술적 선택을 찾아 주세요. 뮈니에 부인한테 사람보다 젤을 골랐다고 설명할 순 없어요.</w:t>
       </w:r>
     </w:p>
     <w:p>
@@ -3540,7 +3540,7 @@
         <w:pStyle w:val="BodyText"/>
       </w:pPr>
       <w:r>
-        <w:t xml:space="preserve">랑베르: 싱크 에어록. 그렇지.</w:t>
+        <w:t xml:space="preserve">부르자: 싱크 에어록. 그렇지.</w:t>
       </w:r>
     </w:p>
     <w:p>
@@ -3556,7 +3556,7 @@
         <w:pStyle w:val="BodyText"/>
       </w:pPr>
       <w:r>
-        <w:t xml:space="preserve">랑베르: 네, 물처럼요. 에어록이 양옆 두 방보다 음압이에요. 깨끗한 복도 공기가 들어와요. 가교실 공기도 들어와요. 그리고 전부 빨려 나가 필터를 거쳐 밖으로. 한쪽에서 다른 쪽으로 넘어가는 건 없어요. 제품도 보호되고 작업자도 보호돼요. 배기 팬 하나와 필터 하나만 더 있으면 돼요.</w:t>
+        <w:t xml:space="preserve">부르자: 네, 물처럼요. 에어록이 양옆 두 방보다 음압이에요. 깨끗한 복도 공기가 들어와요. 가교실 공기도 들어와요. 그리고 전부 빨려 나가 필터를 거쳐 밖으로. 한쪽에서 다른 쪽으로 넘어가는 건 없어요. 제품도 보호되고 작업자도 보호돼요. 배기 팬 하나와 필터 하나만 더 있으면 돼요.</w:t>
       </w:r>
     </w:p>
     <w:p>
@@ -3572,7 +3572,7 @@
         <w:pStyle w:val="BodyText"/>
       </w:pPr>
       <w:r>
-        <w:t xml:space="preserve">랑베르: 에어록보다 약간 양압이지만 격리돼요. 그리고 BDDE는 후드 아래서 다루고요.</w:t>
+        <w:t xml:space="preserve">부르자: 에어록보다 약간 양압이지만 격리돼요. 그리고 BDDE는 후드 아래서 다루고요.</w:t>
       </w:r>
     </w:p>
     <w:p>
@@ -3596,7 +3596,7 @@
         <w:pStyle w:val="BodyText"/>
       </w:pPr>
       <w:r>
-        <w:t xml:space="preserve">랑베르: 4만. 그리고 적격성 평가 때 연기 시험.</w:t>
+        <w:t xml:space="preserve">부르자: 4만. 그리고 적격성 평가 때 연기 시험.</w:t>
       </w:r>
     </w:p>
     <w:p>
@@ -3628,7 +3628,7 @@
         <w:pStyle w:val="BodyText"/>
       </w:pPr>
       <w:r>
-        <w:t xml:space="preserve">랑베르: 아주 독특한 공급자를 두셨네요.</w:t>
+        <w:t xml:space="preserve">부르자: 아주 독특한 공급자를 두셨네요.</w:t>
       </w:r>
     </w:p>
     <w:p>
@@ -3652,7 +3652,7 @@
         <w:pStyle w:val="BodyText"/>
       </w:pPr>
       <w:r>
-        <w:t xml:space="preserve">랑베르: 별도 퇴실 탈의실. 3만. 그리고 도면 열흘.</w:t>
+        <w:t xml:space="preserve">부르자: 별도 퇴실 탈의실. 3만. 그리고 도면 열흘.</w:t>
       </w:r>
     </w:p>
     <w:p>
@@ -3676,7 +3676,7 @@
         <w:pStyle w:val="BodyText"/>
       </w:pPr>
       <w:r>
-        <w:t xml:space="preserve">랑베르: 무슨 갤러리요?</w:t>
+        <w:t xml:space="preserve">부르자: 무슨 갤러리요?</w:t>
       </w:r>
     </w:p>
     <w:p>
@@ -3692,7 +3692,7 @@
         <w:pStyle w:val="BodyText"/>
       </w:pPr>
       <w:r>
-        <w:t xml:space="preserve">랑베르: 유리 갤러리라. 제약 공장엔 감사관용으론 있어요. 이웃용은 처음이에요.</w:t>
+        <w:t xml:space="preserve">부르자: 유리 갤러리라. 제약 공장엔 감사관용으론 있어요. 이웃용은 처음이에요.</w:t>
       </w:r>
     </w:p>
     <w:bookmarkEnd w:id="35"/>
@@ -3718,15 +3718,15 @@
         <w:pStyle w:val="BodyText"/>
       </w:pPr>
       <w:r>
-        <w:t xml:space="preserve">클레망스: 위고, 화살표를 교차시키지 않고 어디서 아낄 수 있죠?</w:t>
-      </w:r>
-    </w:p>
-    <w:p>
-      <w:pPr>
-        <w:pStyle w:val="BodyText"/>
-      </w:pPr>
-      <w:r>
-        <w:t xml:space="preserve">랑베르: 등급 면적을 줄이는 거죠. ISO 7은 제곱미터당 약 3천 유로예요.</w:t>
+        <w:t xml:space="preserve">클레망스: 토마, 화살표를 교차시키지 않고 어디서 아낄 수 있죠?</w:t>
+      </w:r>
+    </w:p>
+    <w:p>
+      <w:pPr>
+        <w:pStyle w:val="BodyText"/>
+      </w:pPr>
+      <w:r>
+        <w:t xml:space="preserve">부르자: 등급 면적을 줄이는 거죠. ISO 7은 제곱미터당 약 3천 유로예요.</w:t>
       </w:r>
     </w:p>
     <w:p>
@@ -3750,7 +3750,7 @@
         <w:pStyle w:val="BodyText"/>
       </w:pPr>
       <w:r>
-        <w:t xml:space="preserve">랑베르: 100제곱미터가 ISO 8로. 약 20만을 아껴 드려요.</w:t>
+        <w:t xml:space="preserve">부르자: 100제곱미터가 ISO 8로. 약 20만을 아껴 드려요.</w:t>
       </w:r>
     </w:p>
     <w:p>
@@ -3774,7 +3774,7 @@
         <w:pStyle w:val="BodyText"/>
       </w:pPr>
       <w:r>
-        <w:t xml:space="preserve">랑베르: 외피만 짓고 설비는 안 넣을 수 있어요. 칸막이, 필터, 적격성 평가는 나중에.</w:t>
+        <w:t xml:space="preserve">부르자: 외피만 짓고 설비는 안 넣을 수 있어요. 칸막이, 필터, 적격성 평가는 나중에.</w:t>
       </w:r>
     </w:p>
     <w:p>
@@ -3790,7 +3790,7 @@
         <w:pStyle w:val="BodyText"/>
       </w:pPr>
       <w:r>
-        <w:t xml:space="preserve">랑베르: 40만이 미뤄져요. 아끼는 게 아니라. 미루는 거예요.</w:t>
+        <w:t xml:space="preserve">부르자: 40만이 미뤄져요. 아끼는 게 아니라. 미루는 거예요.</w:t>
       </w:r>
     </w:p>
     <w:p>
@@ -3814,7 +3814,7 @@
         <w:pStyle w:val="BodyText"/>
       </w:pPr>
       <w:r>
-        <w:t xml:space="preserve">랑베르: 제대로 된 갤러리는 15만. 기존 기술 복도에 창을 내면 6만. 거의 똑같이 보여요.</w:t>
+        <w:t xml:space="preserve">부르자: 제대로 된 갤러리는 15만. 기존 기술 복도에 창을 내면 6만. 거의 똑같이 보여요.</w:t>
       </w:r>
     </w:p>
     <w:p>
@@ -3830,7 +3830,7 @@
         <w:pStyle w:val="BodyText"/>
       </w:pPr>
       <w:r>
-        <w:t xml:space="preserve">랑베르: 가교실 안쪽이 안 보여요. 후드 모서리.</w:t>
+        <w:t xml:space="preserve">부르자: 가교실 안쪽이 안 보여요. 후드 모서리.</w:t>
       </w:r>
     </w:p>
     <w:p>
@@ -3846,7 +3846,7 @@
         <w:pStyle w:val="BodyText"/>
       </w:pPr>
       <w:r>
-        <w:t xml:space="preserve">랑베르: 그럼 그 모서리에 카메라를 달고 복도에 화면을 둘게요. 3천 유로.</w:t>
+        <w:t xml:space="preserve">부르자: 그럼 그 모서리에 카메라를 달고 복도에 화면을 둘게요. 3천 유로.</w:t>
       </w:r>
     </w:p>
     <w:p>
@@ -3878,23 +3878,23 @@
         <w:pStyle w:val="BodyText"/>
       </w:pPr>
       <w:r>
-        <w:t xml:space="preserve">랑베르: 아이요?</w:t>
-      </w:r>
-    </w:p>
-    <w:p>
-      <w:pPr>
-        <w:pStyle w:val="BodyText"/>
-      </w:pPr>
-      <w:r>
-        <w:t xml:space="preserve">지훈: 견습생들을 위해서요. 그리고 페랭 부인의 손주들을 위해서. 주민 설명회 회의록을 읽으셨어요.</w:t>
-      </w:r>
-    </w:p>
-    <w:p>
-      <w:pPr>
-        <w:pStyle w:val="BodyText"/>
-      </w:pPr>
-      <w:r>
-        <w:t xml:space="preserve">랑베르: 바닥에서 80센티미터 높이의 창문. 그런 건 그려 본 적이 없어요. 이 프로젝트가 좋아질 것 같네요.</w:t>
+        <w:t xml:space="preserve">부르자: 아이요?</w:t>
+      </w:r>
+    </w:p>
+    <w:p>
+      <w:pPr>
+        <w:pStyle w:val="BodyText"/>
+      </w:pPr>
+      <w:r>
+        <w:t xml:space="preserve">지훈: 견습생들을 위해서요. 그리고 뮈니에 부인의 손주들을 위해서. 주민 설명회 회의록을 읽으셨어요.</w:t>
+      </w:r>
+    </w:p>
+    <w:p>
+      <w:pPr>
+        <w:pStyle w:val="BodyText"/>
+      </w:pPr>
+      <w:r>
+        <w:t xml:space="preserve">부르자: 바닥에서 80센티미터 높이의 창문. 그런 건 그려 본 적이 없어요. 이 프로젝트가 좋아질 것 같네요.</w:t>
       </w:r>
     </w:p>
     <w:p>
@@ -4000,7 +4000,7 @@
         <w:pStyle w:val="BodyText"/>
       </w:pPr>
       <w:r>
-        <w:t xml:space="preserve">지훈: 백 이사님이 통화 뒤에 문자를 보내셨어요. 「랑베르 씨에게 전해 달라. 화장실을 생각 못 했다고 인정한 건 잘한 일이다. 내 경력에서 대부분의 엔지니어는 끝내 인정하지 않았다. 그는 콘크리트 전에 인정했다. 존경한다.」</w:t>
+        <w:t xml:space="preserve">지훈: 백 이사님이 통화 뒤에 문자를 보내셨어요. 「부르자 씨에게 전해 달라. 화장실을 생각 못 했다고 인정한 건 잘한 일이다. 내 경력에서 대부분의 엔지니어는 끝내 인정하지 않았다. 그는 콘크리트 전에 인정했다. 존경한다.」</w:t>
       </w:r>
     </w:p>
     <w:p>
